--- a/微服务表修改后.docx
+++ b/微服务表修改后.docx
@@ -3410,6 +3410,11 @@
       </w:pPr>
     </w:p>
     <w:p>
+      <w:pPr>
+        <w:rPr>
+          <w:rFonts w:hint="eastAsia"/>
+        </w:rPr>
+      </w:pPr>
       <w:r>
         <w:rPr>
           <w:rFonts w:hint="eastAsia"/>
@@ -3828,6 +3833,107 @@
                 <w:rFonts w:hint="eastAsia"/>
               </w:rPr>
               <w:t>用户密码哈希</w:t>
+            </w:r>
+          </w:p>
+        </w:tc>
+        <w:tc>
+          <w:tcPr>
+            <w:tcW w:w="1628" w:type="dxa"/>
+          </w:tcPr>
+          <w:p>
+            <w:pPr>
+              <w:spacing w:after="0" w:line="240" w:lineRule="auto"/>
+              <w:rPr>
+                <w:rFonts w:hint="eastAsia"/>
+              </w:rPr>
+            </w:pPr>
+          </w:p>
+        </w:tc>
+      </w:tr>
+      <w:tr>
+        <w:tc>
+          <w:tcPr>
+            <w:tcW w:w="1996" w:type="dxa"/>
+          </w:tcPr>
+          <w:p>
+            <w:pPr>
+              <w:spacing w:after="0" w:line="240" w:lineRule="auto"/>
+              <w:rPr>
+                <w:rFonts w:hint="eastAsia"/>
+              </w:rPr>
+            </w:pPr>
+            <w:proofErr w:type="spellStart"/>
+            <w:r>
+              <w:rPr>
+                <w:rFonts w:hint="eastAsia"/>
+              </w:rPr>
+              <w:t>c</w:t>
+            </w:r>
+            <w:r>
+              <w:t>reated</w:t>
+            </w:r>
+            <w:r>
+              <w:rPr>
+                <w:rFonts w:hint="eastAsia"/>
+              </w:rPr>
+              <w:t>_a</w:t>
+            </w:r>
+            <w:r>
+              <w:t>t</w:t>
+            </w:r>
+            <w:proofErr w:type="spellEnd"/>
+          </w:p>
+        </w:tc>
+        <w:tc>
+          <w:tcPr>
+            <w:tcW w:w="1642" w:type="dxa"/>
+          </w:tcPr>
+          <w:p>
+            <w:pPr>
+              <w:spacing w:after="0" w:line="240" w:lineRule="auto"/>
+              <w:rPr>
+                <w:rFonts w:hint="eastAsia"/>
+              </w:rPr>
+            </w:pPr>
+            <w:proofErr w:type="spellStart"/>
+            <w:r>
+              <w:rPr>
+                <w:rFonts w:hint="eastAsia"/>
+              </w:rPr>
+              <w:t>DateTime</w:t>
+            </w:r>
+            <w:proofErr w:type="spellEnd"/>
+          </w:p>
+        </w:tc>
+        <w:tc>
+          <w:tcPr>
+            <w:tcW w:w="1515" w:type="dxa"/>
+          </w:tcPr>
+          <w:p>
+            <w:pPr>
+              <w:spacing w:after="0" w:line="240" w:lineRule="auto"/>
+              <w:rPr>
+                <w:rFonts w:hint="eastAsia"/>
+              </w:rPr>
+            </w:pPr>
+          </w:p>
+        </w:tc>
+        <w:tc>
+          <w:tcPr>
+            <w:tcW w:w="1515" w:type="dxa"/>
+          </w:tcPr>
+          <w:p>
+            <w:pPr>
+              <w:spacing w:after="0" w:line="240" w:lineRule="auto"/>
+              <w:rPr>
+                <w:rFonts w:hint="eastAsia"/>
+              </w:rPr>
+            </w:pPr>
+            <w:r>
+              <w:rPr>
+                <w:rFonts w:hint="eastAsia"/>
+              </w:rPr>
+              <w:t>创建时间</w:t>
             </w:r>
           </w:p>
         </w:tc>

--- a/微服务表修改后.docx
+++ b/微服务表修改后.docx
@@ -603,7 +603,7 @@
               <w:rPr>
                 <w:rFonts w:hint="eastAsia"/>
               </w:rPr>
-              <w:t>avatar_url</w:t>
+              <w:t>created_at</w:t>
             </w:r>
           </w:p>
         </w:tc>
@@ -622,7 +622,7 @@
               <w:rPr>
                 <w:rFonts w:hint="eastAsia"/>
               </w:rPr>
-              <w:t>vanchar(255)</w:t>
+              <w:t>datetime</w:t>
             </w:r>
           </w:p>
         </w:tc>
@@ -637,12 +637,6 @@
                 <w:rFonts w:hint="eastAsia"/>
               </w:rPr>
             </w:pPr>
-            <w:r>
-              <w:rPr>
-                <w:rFonts w:hint="eastAsia"/>
-              </w:rPr>
-              <w:t>255</w:t>
-            </w:r>
           </w:p>
         </w:tc>
         <w:tc>
@@ -660,7 +654,7 @@
               <w:rPr>
                 <w:rFonts w:hint="eastAsia"/>
               </w:rPr>
-              <w:t>头像图片</w:t>
+              <w:t>创建日期</w:t>
             </w:r>
           </w:p>
         </w:tc>
@@ -694,7 +688,7 @@
               <w:rPr>
                 <w:rFonts w:hint="eastAsia"/>
               </w:rPr>
-              <w:t>created_at</w:t>
+              <w:t>user_id</w:t>
             </w:r>
           </w:p>
         </w:tc>
@@ -713,7 +707,7 @@
               <w:rPr>
                 <w:rFonts w:hint="eastAsia"/>
               </w:rPr>
-              <w:t>datetime</w:t>
+              <w:t>int(11)</w:t>
             </w:r>
           </w:p>
         </w:tc>
@@ -745,7 +739,7 @@
               <w:rPr>
                 <w:rFonts w:hint="eastAsia"/>
               </w:rPr>
-              <w:t>创建日期</w:t>
+              <w:t>用户id</w:t>
             </w:r>
           </w:p>
         </w:tc>
@@ -760,123 +754,12 @@
                 <w:rFonts w:hint="eastAsia"/>
               </w:rPr>
             </w:pPr>
-          </w:p>
-        </w:tc>
-      </w:tr>
-      <w:tr>
-        <w:tc>
-          <w:tcPr>
-            <w:tcW w:w="1659" w:type="dxa"/>
-          </w:tcPr>
-          <w:p>
-            <w:pPr>
-              <w:spacing w:after="0" w:line="240" w:lineRule="auto"/>
-              <w:rPr>
-                <w:rFonts w:hint="eastAsia"/>
-              </w:rPr>
-            </w:pPr>
-            <w:proofErr w:type="spellStart"/>
-            <w:r>
-              <w:rPr>
-                <w:rFonts w:hint="eastAsia"/>
-              </w:rPr>
-              <w:t>user_id</w:t>
-            </w:r>
-            <w:proofErr w:type="spellEnd"/>
-          </w:p>
-        </w:tc>
-        <w:tc>
-          <w:tcPr>
-            <w:tcW w:w="1659" w:type="dxa"/>
-          </w:tcPr>
-          <w:p>
-            <w:pPr>
-              <w:spacing w:after="0" w:line="240" w:lineRule="auto"/>
-              <w:rPr>
-                <w:rFonts w:hint="eastAsia"/>
-              </w:rPr>
-            </w:pPr>
-            <w:proofErr w:type="gramStart"/>
-            <w:r>
-              <w:rPr>
-                <w:rFonts w:hint="eastAsia"/>
-              </w:rPr>
-              <w:t>int(</w:t>
-            </w:r>
-            <w:proofErr w:type="gramEnd"/>
-            <w:r>
-              <w:rPr>
-                <w:rFonts w:hint="eastAsia"/>
-              </w:rPr>
-              <w:t>11)</w:t>
-            </w:r>
-          </w:p>
-        </w:tc>
-        <w:tc>
-          <w:tcPr>
-            <w:tcW w:w="1659" w:type="dxa"/>
-          </w:tcPr>
-          <w:p>
-            <w:pPr>
-              <w:spacing w:after="0" w:line="240" w:lineRule="auto"/>
-              <w:rPr>
-                <w:rFonts w:hint="eastAsia"/>
-              </w:rPr>
-            </w:pPr>
-          </w:p>
-        </w:tc>
-        <w:tc>
-          <w:tcPr>
-            <w:tcW w:w="1659" w:type="dxa"/>
-          </w:tcPr>
-          <w:p>
-            <w:pPr>
-              <w:spacing w:after="0" w:line="240" w:lineRule="auto"/>
-              <w:rPr>
-                <w:rFonts w:hint="eastAsia"/>
-              </w:rPr>
-            </w:pPr>
-            <w:r>
-              <w:rPr>
-                <w:rFonts w:hint="eastAsia"/>
-              </w:rPr>
-              <w:t>用户id</w:t>
-            </w:r>
-          </w:p>
-        </w:tc>
-        <w:tc>
-          <w:tcPr>
-            <w:tcW w:w="1660" w:type="dxa"/>
-          </w:tcPr>
-          <w:p>
-            <w:pPr>
-              <w:spacing w:after="0" w:line="240" w:lineRule="auto"/>
-              <w:rPr>
-                <w:rFonts w:hint="eastAsia"/>
-              </w:rPr>
-            </w:pPr>
-            <w:proofErr w:type="gramStart"/>
-            <w:r>
-              <w:rPr>
-                <w:rFonts w:hint="eastAsia"/>
-              </w:rPr>
-              <w:t>外码引用</w:t>
-            </w:r>
-            <w:proofErr w:type="gramEnd"/>
-            <w:r>
-              <w:rPr>
-                <w:rFonts w:hint="eastAsia"/>
-              </w:rPr>
-              <w:t>user表中的</w:t>
-            </w:r>
-            <w:proofErr w:type="spellStart"/>
-            <w:r>
-              <w:rPr>
-                <w:rFonts w:hint="eastAsia"/>
-              </w:rPr>
-              <w:t>user_id</w:t>
-            </w:r>
-            <w:proofErr w:type="spellEnd"/>
+            <w:r>
+              <w:rPr>
+                <w:rFonts w:hint="eastAsia"/>
+              </w:rPr>
+              <w:t>外码引用user表中的user_id</w:t>
+            </w:r>
           </w:p>
         </w:tc>
       </w:tr>
@@ -3557,14 +3440,12 @@
                 <w:rFonts w:hint="eastAsia"/>
               </w:rPr>
             </w:pPr>
-            <w:proofErr w:type="spellStart"/>
             <w:r>
               <w:rPr>
                 <w:rFonts w:hint="eastAsia"/>
               </w:rPr>
               <w:t>user_id</w:t>
             </w:r>
-            <w:proofErr w:type="spellEnd"/>
           </w:p>
         </w:tc>
         <w:tc>
@@ -3578,19 +3459,11 @@
                 <w:rFonts w:hint="eastAsia"/>
               </w:rPr>
             </w:pPr>
-            <w:proofErr w:type="gramStart"/>
-            <w:r>
-              <w:rPr>
-                <w:rFonts w:hint="eastAsia"/>
-              </w:rPr>
-              <w:t>int(</w:t>
-            </w:r>
-            <w:proofErr w:type="gramEnd"/>
-            <w:r>
-              <w:rPr>
-                <w:rFonts w:hint="eastAsia"/>
-              </w:rPr>
-              <w:t>11)</w:t>
+            <w:r>
+              <w:rPr>
+                <w:rFonts w:hint="eastAsia"/>
+              </w:rPr>
+              <w:t>int(11)</w:t>
             </w:r>
           </w:p>
         </w:tc>
@@ -3637,14 +3510,12 @@
                 <w:rFonts w:hint="eastAsia"/>
               </w:rPr>
             </w:pPr>
-            <w:proofErr w:type="gramStart"/>
             <w:r>
               <w:rPr>
                 <w:rFonts w:hint="eastAsia"/>
               </w:rPr>
               <w:t>主码</w:t>
             </w:r>
-            <w:proofErr w:type="gramEnd"/>
           </w:p>
         </w:tc>
       </w:tr>
@@ -3679,27 +3550,11 @@
                 <w:rFonts w:hint="eastAsia"/>
               </w:rPr>
             </w:pPr>
-            <w:proofErr w:type="spellStart"/>
-            <w:proofErr w:type="gramStart"/>
-            <w:r>
-              <w:rPr>
-                <w:rFonts w:hint="eastAsia"/>
-              </w:rPr>
-              <w:t>vanchar</w:t>
-            </w:r>
-            <w:proofErr w:type="spellEnd"/>
-            <w:r>
-              <w:rPr>
-                <w:rFonts w:hint="eastAsia"/>
-              </w:rPr>
-              <w:t>(</w:t>
-            </w:r>
-            <w:proofErr w:type="gramEnd"/>
-            <w:r>
-              <w:rPr>
-                <w:rFonts w:hint="eastAsia"/>
-              </w:rPr>
-              <w:t>100)</w:t>
+            <w:r>
+              <w:rPr>
+                <w:rFonts w:hint="eastAsia"/>
+              </w:rPr>
+              <w:t>vanchar(100)</w:t>
             </w:r>
           </w:p>
         </w:tc>
@@ -3761,12 +3616,10 @@
                 <w:rFonts w:hint="eastAsia"/>
               </w:rPr>
             </w:pPr>
-            <w:proofErr w:type="spellStart"/>
             <w:r>
               <w:lastRenderedPageBreak/>
               <w:t>password_hash</w:t>
             </w:r>
-            <w:proofErr w:type="spellEnd"/>
           </w:p>
         </w:tc>
         <w:tc>
@@ -3780,27 +3633,11 @@
                 <w:rFonts w:hint="eastAsia"/>
               </w:rPr>
             </w:pPr>
-            <w:proofErr w:type="spellStart"/>
-            <w:proofErr w:type="gramStart"/>
-            <w:r>
-              <w:rPr>
-                <w:rFonts w:hint="eastAsia"/>
-              </w:rPr>
-              <w:t>vanchar</w:t>
-            </w:r>
-            <w:proofErr w:type="spellEnd"/>
-            <w:r>
-              <w:rPr>
-                <w:rFonts w:hint="eastAsia"/>
-              </w:rPr>
-              <w:t>(</w:t>
-            </w:r>
-            <w:proofErr w:type="gramEnd"/>
-            <w:r>
-              <w:rPr>
-                <w:rFonts w:hint="eastAsia"/>
-              </w:rPr>
-              <w:t>255)</w:t>
+            <w:r>
+              <w:rPr>
+                <w:rFonts w:hint="eastAsia"/>
+              </w:rPr>
+              <w:t>vanchar(255)</w:t>
             </w:r>
           </w:p>
         </w:tc>
@@ -3862,7 +3699,6 @@
                 <w:rFonts w:hint="eastAsia"/>
               </w:rPr>
             </w:pPr>
-            <w:proofErr w:type="spellStart"/>
             <w:r>
               <w:rPr>
                 <w:rFonts w:hint="eastAsia"/>
@@ -3881,7 +3717,6 @@
             <w:r>
               <w:t>t</w:t>
             </w:r>
-            <w:proofErr w:type="spellEnd"/>
           </w:p>
         </w:tc>
         <w:tc>
@@ -3895,14 +3730,12 @@
                 <w:rFonts w:hint="eastAsia"/>
               </w:rPr>
             </w:pPr>
-            <w:proofErr w:type="spellStart"/>
             <w:r>
               <w:rPr>
                 <w:rFonts w:hint="eastAsia"/>
               </w:rPr>
               <w:t>DateTime</w:t>
             </w:r>
-            <w:proofErr w:type="spellEnd"/>
           </w:p>
         </w:tc>
         <w:tc>
@@ -5612,6 +5445,7 @@
   <w:style w:type="character" w:default="1" w:styleId="a0">
     <w:name w:val="Default Paragraph Font"/>
     <w:uiPriority w:val="1"/>
+    <w:semiHidden/>
     <w:unhideWhenUsed/>
   </w:style>
   <w:style w:type="table" w:default="1" w:styleId="a1">
